--- a/docs/Level1/高中英语语法切片-Level1-第13课-名词所有格下.docx
+++ b/docs/Level1/高中英语语法切片-Level1-第13课-名词所有格下.docx
@@ -2044,7 +2044,7 @@
           <w:sz w:val="24"/>
           <w:szCs w:val="24"/>
         </w:rPr>
-        <w:t xml:space="preserve">方法讲完了。我们看两道例题。</w:t>
+        <w:t xml:space="preserve">方法这就讲完了。看两道例题。</w:t>
       </w:r>
     </w:p>
     <w:p>
@@ -2256,7 +2256,7 @@
           <w:sz w:val="24"/>
           <w:szCs w:val="24"/>
         </w:rPr>
-        <w:t xml:space="preserve">第二道例题，这回我不提示。</w:t>
+        <w:t xml:space="preserve">第二道例题，你独立做。</w:t>
       </w:r>
     </w:p>
     <w:p>
@@ -3685,7 +3685,7 @@
           <w:sz w:val="24"/>
           <w:szCs w:val="24"/>
         </w:rPr>
-        <w:t xml:space="preserve">最后三件事，你考场上得练成条件反射。</w:t>
+        <w:t xml:space="preserve">最后三句压箱底的，考场上要不假思索。</w:t>
       </w:r>
     </w:p>
     <w:p>

--- a/docs/Level1/高中英语语法切片-Level1-第13课-名词所有格下.docx
+++ b/docs/Level1/高中英语语法切片-Level1-第13课-名词所有格下.docx
@@ -71,6 +71,20 @@
           <w:sz w:val="24"/>
           <w:szCs w:val="24"/>
         </w:rPr>
+        <w:t xml:space="preserve">你还记得那条标准吗？看名词末尾有没有 s，没有就加撇号加 s，有就只加撇号。</w:t>
+      </w:r>
+    </w:p>
+    <w:p>
+      <w:pPr>
+        <w:spacing w:after="160" w:line="380"/>
+        <w:ind w:firstLine="480"/>
+      </w:pPr>
+      <w:r>
+        <w:rPr>
+          <w:rFonts w:ascii="SimSun" w:cs="SimSun" w:eastAsia="SimSun" w:hAnsi="SimSun"/>
+          <w:sz w:val="24"/>
+          <w:szCs w:val="24"/>
+        </w:rPr>
         <w:t xml:space="preserve">今天讲另一种：of 所有格。</w:t>
       </w:r>
     </w:p>
@@ -114,6 +128,20 @@
           <w:szCs w:val="24"/>
         </w:rPr>
         <w:t xml:space="preserve">讲完这一节，名词这个板块就全部结束了。</w:t>
+      </w:r>
+    </w:p>
+    <w:p>
+      <w:pPr>
+        <w:spacing w:after="160" w:line="380"/>
+        <w:ind w:firstLine="480"/>
+      </w:pPr>
+      <w:r>
+        <w:rPr>
+          <w:rFonts w:ascii="SimSun" w:cs="SimSun" w:eastAsia="SimSun" w:hAnsi="SimSun"/>
+          <w:sz w:val="24"/>
+          <w:szCs w:val="24"/>
+        </w:rPr>
+        <w:t xml:space="preserve">你数一数，六节课下来——从第八课判断可数性开始，到今天的所有格，名词该讲的全讲完了。</w:t>
       </w:r>
     </w:p>
     <w:p>

--- a/docs/Level1/高中英语语法切片-Level1-第13课-名词所有格下.docx
+++ b/docs/Level1/高中英语语法切片-Level1-第13课-名词所有格下.docx
@@ -2496,7 +2496,7 @@
           <w:sz w:val="24"/>
           <w:szCs w:val="24"/>
         </w:rPr>
-        <w:t xml:space="preserve">你想想，第二句。前面那个名词后面挂着一长串修饰成分时，一律用 of，把长的放后面。</w:t>
+        <w:t xml:space="preserve">第二句。前面那个名词后面挂着一长串修饰成分时，你一律用 of，把长的放后面。</w:t>
       </w:r>
     </w:p>
     <w:p>
@@ -2524,7 +2524,21 @@
           <w:sz w:val="24"/>
           <w:szCs w:val="24"/>
         </w:rPr>
-        <w:t xml:space="preserve">你注意，第三句。双重所有格的存在理由只有一个：冠词和所有格不能同时站在名词前面。</w:t>
+        <w:t xml:space="preserve">第三句。双重所有格的存在理由只有一个。</w:t>
+      </w:r>
+    </w:p>
+    <w:p>
+      <w:pPr>
+        <w:spacing w:after="160" w:line="380"/>
+        <w:ind w:firstLine="480"/>
+      </w:pPr>
+      <w:r>
+        <w:rPr>
+          <w:rFonts w:ascii="SimSun" w:cs="SimSun" w:eastAsia="SimSun" w:hAnsi="SimSun"/>
+          <w:sz w:val="24"/>
+          <w:szCs w:val="24"/>
+        </w:rPr>
+        <w:t xml:space="preserve">你记住：冠词和所有格不能同时站在名词前面。</w:t>
       </w:r>
     </w:p>
     <w:p>

--- a/docs/Level1/高中英语语法切片-Level1-第13课-名词所有格下.docx
+++ b/docs/Level1/高中英语语法切片-Level1-第13课-名词所有格下.docx
@@ -397,7 +397,7 @@
           <w:sz w:val="24"/>
           <w:szCs w:val="24"/>
         </w:rPr>
-        <w:t xml:space="preserve">先自己动笔，写完对答案。写好了？</w:t>
+        <w:t xml:space="preserve">先自己动笔，写完对答案。写好了呢？</w:t>
       </w:r>
     </w:p>
     <w:p>
@@ -567,7 +567,7 @@
           <w:sz w:val="24"/>
           <w:szCs w:val="24"/>
         </w:rPr>
-        <w:t xml:space="preserve">这道题你先自己想，写下判断。写好了？</w:t>
+        <w:t xml:space="preserve">这道题你先自己想，写下判断。写好了呢？</w:t>
       </w:r>
     </w:p>
     <w:p>
@@ -609,7 +609,7 @@
           <w:sz w:val="24"/>
           <w:szCs w:val="24"/>
         </w:rPr>
-        <w:t xml:space="preserve">那为什么要这么绕？</w:t>
+        <w:t xml:space="preserve">那为什么要这么绕呢？</w:t>
       </w:r>
     </w:p>
     <w:p>
@@ -978,7 +978,7 @@
           <w:sz w:val="24"/>
           <w:szCs w:val="24"/>
         </w:rPr>
-        <w:t xml:space="preserve">先自己判断，两句都翻译出来。写好了？</w:t>
+        <w:t xml:space="preserve">先自己判断，两句都翻译出来。写好了呢？</w:t>
       </w:r>
     </w:p>
     <w:p>
@@ -1274,6 +1274,20 @@
           <w:sz w:val="24"/>
           <w:szCs w:val="24"/>
         </w:rPr>
+        <w:t xml:space="preserve">对了，这里我先撂在这儿，后面还会用到它。</w:t>
+      </w:r>
+    </w:p>
+    <w:p>
+      <w:pPr>
+        <w:spacing w:after="160" w:line="380"/>
+        <w:ind w:firstLine="480"/>
+      </w:pPr>
+      <w:r>
+        <w:rPr>
+          <w:rFonts w:ascii="SimSun" w:cs="SimSun" w:eastAsia="SimSun" w:hAnsi="SimSun"/>
+          <w:sz w:val="24"/>
+          <w:szCs w:val="24"/>
+        </w:rPr>
         <w:t xml:space="preserve">好，我们先说 of 所有格。</w:t>
       </w:r>
     </w:p>
@@ -1330,7 +1344,7 @@
           <w:sz w:val="24"/>
           <w:szCs w:val="24"/>
         </w:rPr>
-        <w:t xml:space="preserve">那什么时候必须用 of，不能用撇号 s？我给你三种情况。</w:t>
+        <w:t xml:space="preserve">那什么时候必须用 of，不能用撇号 s？我跟你说，我给你三种情况。</w:t>
       </w:r>
     </w:p>
     <w:p>
@@ -1554,7 +1568,7 @@
           <w:sz w:val="24"/>
           <w:szCs w:val="24"/>
         </w:rPr>
-        <w:t xml:space="preserve">你想想，美洲不是发现的主人，它是被发现的那个。所以用 of 更准确。</w:t>
+        <w:t xml:space="preserve">你想想啊，美洲不是发现的主人，它是被发现的那个。所以用 of 更准确。</w:t>
       </w:r>
     </w:p>
     <w:p>
@@ -1582,7 +1596,7 @@
           <w:sz w:val="24"/>
           <w:szCs w:val="24"/>
         </w:rPr>
-        <w:t xml:space="preserve">我先把它的来龙去脉给你说清楚，你懂了原理就不用背了。</w:t>
+        <w:t xml:space="preserve">我跟你说，我先把它的来龙去脉给你说清楚，你懂了原理就不用背了。</w:t>
       </w:r>
     </w:p>
     <w:p>
@@ -1652,21 +1666,21 @@
           <w:sz w:val="24"/>
           <w:szCs w:val="24"/>
         </w:rPr>
-        <w:t xml:space="preserve">那问题来了：我就是想说「汤姆的一个朋友」，既要那个 a，又要说清是谁的，怎么办？</w:t>
-      </w:r>
-    </w:p>
-    <w:p>
-      <w:pPr>
-        <w:spacing w:after="160" w:line="380"/>
-        <w:ind w:firstLine="480"/>
-      </w:pPr>
-      <w:r>
-        <w:rPr>
-          <w:rFonts w:ascii="SimSun" w:cs="SimSun" w:eastAsia="SimSun" w:hAnsi="SimSun"/>
-          <w:sz w:val="24"/>
-          <w:szCs w:val="24"/>
-        </w:rPr>
-        <w:t xml:space="preserve">英语的解法很聪明：把所有格挪到名词后面去，用 of 连起来。</w:t>
+        <w:t xml:space="preserve">那问题就来了啊：我就是想说「汤姆的一个朋友」，既要那个 a，又要说清是谁的，怎么办？</w:t>
+      </w:r>
+    </w:p>
+    <w:p>
+      <w:pPr>
+        <w:spacing w:after="160" w:line="380"/>
+        <w:ind w:firstLine="480"/>
+      </w:pPr>
+      <w:r>
+        <w:rPr>
+          <w:rFonts w:ascii="SimSun" w:cs="SimSun" w:eastAsia="SimSun" w:hAnsi="SimSun"/>
+          <w:sz w:val="24"/>
+          <w:szCs w:val="24"/>
+        </w:rPr>
+        <w:t xml:space="preserve">英语的解法很聪明，说白了就是：把所有格挪到名词后面去，用 of 连起来。</w:t>
       </w:r>
     </w:p>
     <w:p>
@@ -1694,7 +1708,7 @@
           <w:sz w:val="24"/>
           <w:szCs w:val="24"/>
         </w:rPr>
-        <w:t xml:space="preserve">你看，a 留在前面，Tom's 挪到后面，两边都不打架了。</w:t>
+        <w:t xml:space="preserve">你看啊，a 留在前面，Tom's 挪到后面，两边都不打架了。</w:t>
       </w:r>
     </w:p>
     <w:p>
@@ -1722,7 +1736,7 @@
           <w:sz w:val="24"/>
           <w:szCs w:val="24"/>
         </w:rPr>
-        <w:t xml:space="preserve">我给你几个例子。</w:t>
+        <w:t xml:space="preserve">我跟你说，我跟你说，我给你几个例子。</w:t>
       </w:r>
     </w:p>
     <w:p>
@@ -1792,21 +1806,21 @@
           <w:sz w:val="24"/>
           <w:szCs w:val="24"/>
         </w:rPr>
-        <w:t xml:space="preserve">为什么？因为这个位置要的是名词性物主代词——mine、yours、his、hers、ours、theirs。</w:t>
-      </w:r>
-    </w:p>
-    <w:p>
-      <w:pPr>
-        <w:spacing w:after="160" w:line="380"/>
-        <w:ind w:firstLine="480"/>
-      </w:pPr>
-      <w:r>
-        <w:rPr>
-          <w:rFonts w:ascii="SimSun" w:cs="SimSun" w:eastAsia="SimSun" w:hAnsi="SimSun"/>
-          <w:sz w:val="24"/>
-          <w:szCs w:val="24"/>
-        </w:rPr>
-        <w:t xml:space="preserve">这一点特别容易错，你记牢。</w:t>
+        <w:t xml:space="preserve">那为什么呢？因为这个位置要的是名词性物主代词——mine、yours、his、hers、ours、theirs。</w:t>
+      </w:r>
+    </w:p>
+    <w:p>
+      <w:pPr>
+        <w:spacing w:after="160" w:line="380"/>
+        <w:ind w:firstLine="480"/>
+      </w:pPr>
+      <w:r>
+        <w:rPr>
+          <w:rFonts w:ascii="SimSun" w:cs="SimSun" w:eastAsia="SimSun" w:hAnsi="SimSun"/>
+          <w:sz w:val="24"/>
+          <w:szCs w:val="24"/>
+        </w:rPr>
+        <w:t xml:space="preserve">这一点啊，特别容易错，你记牢了啊。</w:t>
       </w:r>
     </w:p>
     <w:p>
@@ -1890,7 +1904,7 @@
           <w:sz w:val="24"/>
           <w:szCs w:val="24"/>
         </w:rPr>
-        <w:t xml:space="preserve">你把这个差别抓住：普通 of 说内容，双重所有格说归属。</w:t>
+        <w:t xml:space="preserve">你把这个差别抓住：普通 of 说内容，双重所有格说归属，对不对。</w:t>
       </w:r>
     </w:p>
     <w:p>
@@ -1946,7 +1960,7 @@
           <w:sz w:val="24"/>
           <w:szCs w:val="24"/>
         </w:rPr>
-        <w:t xml:space="preserve">多念几遍，感觉就出来了。</w:t>
+        <w:t xml:space="preserve">多念几遍，感觉就出来了，是吧。</w:t>
       </w:r>
     </w:p>
     <w:p>
@@ -1974,7 +1988,7 @@
           <w:sz w:val="24"/>
           <w:szCs w:val="24"/>
         </w:rPr>
-        <w:t xml:space="preserve">最后我给你一个做题时的判断流程。</w:t>
+        <w:t xml:space="preserve">最后我跟你说，我跟你说，我给你一个做题时的判断流程。</w:t>
       </w:r>
     </w:p>
     <w:p>
@@ -2072,7 +2086,7 @@
           <w:sz w:val="24"/>
           <w:szCs w:val="24"/>
         </w:rPr>
-        <w:t xml:space="preserve">方法这就讲完了。看两道例题。</w:t>
+        <w:t xml:space="preserve">方法这就讲完了。顺带说一句，今天这些跟前面几节是一条线，你别拆开记。看两道例题。</w:t>
       </w:r>
     </w:p>
     <w:p>
@@ -2468,7 +2482,7 @@
           <w:sz w:val="24"/>
           <w:szCs w:val="24"/>
         </w:rPr>
-        <w:t xml:space="preserve">两道例题做完了。今天的东西我给你压一压，五句话拿走。</w:t>
+        <w:t xml:space="preserve">两道例题做完了。今天的东西我跟你说，我给你压一压，五句话拿走。</w:t>
       </w:r>
     </w:p>
     <w:p>
@@ -2552,7 +2566,7 @@
           <w:sz w:val="24"/>
           <w:szCs w:val="24"/>
         </w:rPr>
-        <w:t xml:space="preserve">你记住，第四句。它的格式是：冠词或数词 + 名词 + of + 某人的所有格。of 后面的代词要用 mine 那一类。</w:t>
+        <w:t xml:space="preserve">你记住啊，第四句。它的格式是：冠词或数词 + 名词 + of + 某人的所有格。of 后面的代词要用 mine 那一类。</w:t>
       </w:r>
     </w:p>
     <w:p>
@@ -2580,7 +2594,7 @@
           <w:sz w:val="24"/>
           <w:szCs w:val="24"/>
         </w:rPr>
-        <w:t xml:space="preserve">道理讲完了。接下来轮到你动手。</w:t>
+        <w:t xml:space="preserve">道理讲完了。对了，我再多说一句——上面这些你要是一遍记不住，别硬背，回头把题再做一遍，做熟了自然就记住了。接下来轮到你动手。</w:t>
       </w:r>
     </w:p>
     <w:p>
@@ -2595,6 +2609,20 @@
           <w:szCs w:val="24"/>
         </w:rPr>
         <w:t xml:space="preserve">下面六道随堂练习。每道先自己做，做完再听。</w:t>
+      </w:r>
+    </w:p>
+    <w:p>
+      <w:pPr>
+        <w:spacing w:after="160" w:line="380"/>
+        <w:ind w:firstLine="480"/>
+      </w:pPr>
+      <w:r>
+        <w:rPr>
+          <w:rFonts w:ascii="SimSun" w:cs="SimSun" w:eastAsia="SimSun" w:hAnsi="SimSun"/>
+          <w:sz w:val="24"/>
+          <w:szCs w:val="24"/>
+        </w:rPr>
+        <w:t xml:space="preserve">顺便说一句，这个地方我教了这么多年，年年有人栽在这儿。</w:t>
       </w:r>
     </w:p>
     <w:p>
@@ -2822,7 +2850,7 @@
           <w:sz w:val="24"/>
           <w:szCs w:val="24"/>
         </w:rPr>
-        <w:t xml:space="preserve">先自己写一个答案。写好了？</w:t>
+        <w:t xml:space="preserve">先自己写一个答案。写好了呢？</w:t>
       </w:r>
     </w:p>
     <w:p>
@@ -3163,7 +3191,7 @@
           <w:sz w:val="24"/>
           <w:szCs w:val="24"/>
         </w:rPr>
-        <w:t xml:space="preserve">选择题，先圈一个。圈好了？</w:t>
+        <w:t xml:space="preserve">选择题，先圈一个。圈好了呢？</w:t>
       </w:r>
     </w:p>
     <w:p>

--- a/docs/Level1/高中英语语法切片-Level1-第13课-名词所有格下.docx
+++ b/docs/Level1/高中英语语法切片-Level1-第13课-名词所有格下.docx
@@ -1274,7 +1274,7 @@
           <w:sz w:val="24"/>
           <w:szCs w:val="24"/>
         </w:rPr>
-        <w:t xml:space="preserve">对了，这里我先撂在这儿，后面还会用到它。</w:t>
+        <w:t xml:space="preserve">我多说一句：双重所有格看着怪，可你懂了原理就一点都不难。</w:t>
       </w:r>
     </w:p>
     <w:p>

--- a/docs/Level1/高中英语语法切片-Level1-第13课-名词所有格下.docx
+++ b/docs/Level1/高中英语语法切片-Level1-第13课-名词所有格下.docx
@@ -3191,7 +3191,7 @@
           <w:sz w:val="24"/>
           <w:szCs w:val="24"/>
         </w:rPr>
-        <w:t xml:space="preserve">选择题，先圈一个。圈好了呢？</w:t>
+        <w:t xml:space="preserve">选择题，先选一个出来。</w:t>
       </w:r>
     </w:p>
     <w:p>

--- a/docs/Level1/高中英语语法切片-Level1-第13课-名词所有格下.docx
+++ b/docs/Level1/高中英语语法切片-Level1-第13课-名词所有格下.docx
@@ -213,6 +213,20 @@
           <w:sz w:val="24"/>
           <w:szCs w:val="24"/>
         </w:rPr>
+        <w:t xml:space="preserve">我猜有人已经写完了，可答案不一定对。</w:t>
+      </w:r>
+    </w:p>
+    <w:p>
+      <w:pPr>
+        <w:spacing w:after="160" w:line="380"/>
+        <w:ind w:firstLine="480"/>
+      </w:pPr>
+      <w:r>
+        <w:rPr>
+          <w:rFonts w:ascii="SimSun" w:cs="SimSun" w:eastAsia="SimSun" w:hAnsi="SimSun"/>
+          <w:sz w:val="24"/>
+          <w:szCs w:val="24"/>
+        </w:rPr>
         <w:t xml:space="preserve">先自己判断，写下理由。写好了吗？</w:t>
       </w:r>
     </w:p>
@@ -397,6 +411,20 @@
           <w:sz w:val="24"/>
           <w:szCs w:val="24"/>
         </w:rPr>
+        <w:t xml:space="preserve">这道题很多同学会栽，你注意听。</w:t>
+      </w:r>
+    </w:p>
+    <w:p>
+      <w:pPr>
+        <w:spacing w:after="160" w:line="380"/>
+        <w:ind w:firstLine="480"/>
+      </w:pPr>
+      <w:r>
+        <w:rPr>
+          <w:rFonts w:ascii="SimSun" w:cs="SimSun" w:eastAsia="SimSun" w:hAnsi="SimSun"/>
+          <w:sz w:val="24"/>
+          <w:szCs w:val="24"/>
+        </w:rPr>
         <w:t xml:space="preserve">先自己动笔，写完对答案。写好了呢？</w:t>
       </w:r>
     </w:p>
@@ -1456,6 +1484,20 @@
           <w:sz w:val="24"/>
           <w:szCs w:val="24"/>
         </w:rPr>
+        <w:t xml:space="preserve">对了，补一句：这些东西你别孤立地记，跟前面学的串起来省一半力气。</w:t>
+      </w:r>
+    </w:p>
+    <w:p>
+      <w:pPr>
+        <w:spacing w:after="160" w:line="380"/>
+        <w:ind w:firstLine="480"/>
+      </w:pPr>
+      <w:r>
+        <w:rPr>
+          <w:rFonts w:ascii="SimSun" w:cs="SimSun" w:eastAsia="SimSun" w:hAnsi="SimSun"/>
+          <w:sz w:val="24"/>
+          <w:szCs w:val="24"/>
+        </w:rPr>
         <w:t xml:space="preserve">如果硬用撇号 s，就得说 the man who is standing over there's daughter。</w:t>
       </w:r>
     </w:p>
@@ -1596,6 +1638,20 @@
           <w:sz w:val="24"/>
           <w:szCs w:val="24"/>
         </w:rPr>
+        <w:t xml:space="preserve">我知道有人第一次见这个结构直接懵了——怎么又是 of 又是撇号 s。</w:t>
+      </w:r>
+    </w:p>
+    <w:p>
+      <w:pPr>
+        <w:spacing w:after="160" w:line="380"/>
+        <w:ind w:firstLine="480"/>
+      </w:pPr>
+      <w:r>
+        <w:rPr>
+          <w:rFonts w:ascii="SimSun" w:cs="SimSun" w:eastAsia="SimSun" w:hAnsi="SimSun"/>
+          <w:sz w:val="24"/>
+          <w:szCs w:val="24"/>
+        </w:rPr>
         <w:t xml:space="preserve">我跟你说，我先把它的来龙去脉给你说清楚，你懂了原理就不用背了。</w:t>
       </w:r>
     </w:p>
@@ -1764,6 +1820,20 @@
           <w:sz w:val="24"/>
           <w:szCs w:val="24"/>
         </w:rPr>
+        <w:t xml:space="preserve">顺带提一嘴：这个点后面几节课还会用到，你现在多花一分钟不亏。</w:t>
+      </w:r>
+    </w:p>
+    <w:p>
+      <w:pPr>
+        <w:spacing w:after="160" w:line="380"/>
+        <w:ind w:firstLine="480"/>
+      </w:pPr>
+      <w:r>
+        <w:rPr>
+          <w:rFonts w:ascii="SimSun" w:cs="SimSun" w:eastAsia="SimSun" w:hAnsi="SimSun"/>
+          <w:sz w:val="24"/>
+          <w:szCs w:val="24"/>
+        </w:rPr>
         <w:t xml:space="preserve">two books of Tom's，汤姆的两本书。</w:t>
       </w:r>
     </w:p>
@@ -2073,6 +2143,20 @@
           <w:szCs w:val="24"/>
         </w:rPr>
         <w:t xml:space="preserve">没错。</w:t>
+      </w:r>
+    </w:p>
+    <w:p>
+      <w:pPr>
+        <w:spacing w:after="160" w:line="380"/>
+        <w:ind w:firstLine="480"/>
+      </w:pPr>
+      <w:r>
+        <w:rPr>
+          <w:rFonts w:ascii="SimSun" w:cs="SimSun" w:eastAsia="SimSun" w:hAnsi="SimSun"/>
+          <w:sz w:val="24"/>
+          <w:szCs w:val="24"/>
+        </w:rPr>
+        <w:t xml:space="preserve">我插一句啊，这一段要是没跟上，你倒回去再听一遍，别往下硬走。</w:t>
       </w:r>
     </w:p>
     <w:p>

--- a/docs/Level1/高中英语语法切片-Level1-第13课-名词所有格下.docx
+++ b/docs/Level1/高中英语语法切片-Level1-第13课-名词所有格下.docx
@@ -1372,7 +1372,7 @@
           <w:sz w:val="24"/>
           <w:szCs w:val="24"/>
         </w:rPr>
-        <w:t xml:space="preserve">那什么时候必须用 of，不能用撇号 s？我跟你说，我给你三种情况。</w:t>
+        <w:t xml:space="preserve">那什么时候必须用 of，不能用撇号 s？我们来看三种情况。</w:t>
       </w:r>
     </w:p>
     <w:p>
@@ -1652,7 +1652,7 @@
           <w:sz w:val="24"/>
           <w:szCs w:val="24"/>
         </w:rPr>
-        <w:t xml:space="preserve">我跟你说，我先把它的来龙去脉给你说清楚，你懂了原理就不用背了。</w:t>
+        <w:t xml:space="preserve">我们先把它的来龙去脉给你说清楚，你懂了原理就不用背了。</w:t>
       </w:r>
     </w:p>
     <w:p>
@@ -1736,7 +1736,7 @@
           <w:sz w:val="24"/>
           <w:szCs w:val="24"/>
         </w:rPr>
-        <w:t xml:space="preserve">英语的解法很聪明，说白了就是：把所有格挪到名词后面去，用 of 连起来。</w:t>
+        <w:t xml:space="preserve">英语的解法很聪明，是吧，说白了就是：把所有格挪到名词后面去，用 of 连起来。</w:t>
       </w:r>
     </w:p>
     <w:p>
@@ -1792,7 +1792,7 @@
           <w:sz w:val="24"/>
           <w:szCs w:val="24"/>
         </w:rPr>
-        <w:t xml:space="preserve">我跟你说，我跟你说，我给你几个例子。</w:t>
+        <w:t xml:space="preserve">我们们来看几个例子。</w:t>
       </w:r>
     </w:p>
     <w:p>
@@ -1974,7 +1974,7 @@
           <w:sz w:val="24"/>
           <w:szCs w:val="24"/>
         </w:rPr>
-        <w:t xml:space="preserve">你把这个差别抓住：普通 of 说内容，双重所有格说归属，对不对。</w:t>
+        <w:t xml:space="preserve">说白了你把这个差别抓住：普通 of 说内容，双重所有格说归属，对不对。</w:t>
       </w:r>
     </w:p>
     <w:p>
@@ -2058,7 +2058,7 @@
           <w:sz w:val="24"/>
           <w:szCs w:val="24"/>
         </w:rPr>
-        <w:t xml:space="preserve">最后我跟你说，我跟你说，我给你一个做题时的判断流程。</w:t>
+        <w:t xml:space="preserve">最后我们们来看一个做题时的判断流程。</w:t>
       </w:r>
     </w:p>
     <w:p>
@@ -2566,7 +2566,7 @@
           <w:sz w:val="24"/>
           <w:szCs w:val="24"/>
         </w:rPr>
-        <w:t xml:space="preserve">两道例题做完了。今天的东西我跟你说，我给你压一压，五句话拿走。</w:t>
+        <w:t xml:space="preserve">两道例题做完了。今天的东西我们来看压一压，五句话拿走。</w:t>
       </w:r>
     </w:p>
     <w:p>

--- a/docs/Level1/高中英语语法切片-Level1-第13课-名词所有格下.docx
+++ b/docs/Level1/高中英语语法切片-Level1-第13课-名词所有格下.docx
@@ -1778,7 +1778,7 @@
           <w:sz w:val="24"/>
           <w:szCs w:val="24"/>
         </w:rPr>
-        <w:t xml:space="preserve">这个结构的固定格式是：冠词或数词 + 名词 + of + 某人的所有格。</w:t>
+        <w:t xml:space="preserve">说白了，这个结构的固定格式是：冠词或数词 + 名词 + of + 某人的所有格。</w:t>
       </w:r>
     </w:p>
     <w:p>
@@ -2128,7 +2128,7 @@
           <w:sz w:val="24"/>
           <w:szCs w:val="24"/>
         </w:rPr>
-        <w:t xml:space="preserve">三步走完，这类题基本不会错。</w:t>
+        <w:t xml:space="preserve">三步走完，这类题基本不会错，对不对。</w:t>
       </w:r>
     </w:p>
     <w:p>

--- a/docs/Level1/高中英语语法切片-Level1-第13课-名词所有格下.docx
+++ b/docs/Level1/高中英语语法切片-Level1-第13课-名词所有格下.docx
@@ -57,7 +57,7 @@
           <w:sz w:val="24"/>
           <w:szCs w:val="24"/>
         </w:rPr>
-        <w:t xml:space="preserve">上节课我们讲了撇号 s 所有格，把撇号加在哪儿这件事钉死了。</w:t>
+        <w:t xml:space="preserve">上节课我们讲了撇号 s 所有格，把撇号加在哪儿这件事确定下来了。</w:t>
       </w:r>
     </w:p>
     <w:p>
@@ -2834,7 +2834,7 @@
           <w:sz w:val="24"/>
           <w:szCs w:val="24"/>
         </w:rPr>
-        <w:t xml:space="preserve">of 短语只是修饰，不参与主谓一致的判断——这一条第二课就钉死了。</w:t>
+        <w:t xml:space="preserve">of 短语只是修饰，不参与主谓一致的判断——这一条第二课就确定下来了。</w:t>
       </w:r>
     </w:p>
     <w:p>
